--- a/mps-nivel-c/oficial/03_templates/TPL-GPR-004_Template-Termo-de-Encerramento.docx
+++ b/mps-nivel-c/oficial/03_templates/TPL-GPR-004_Template-Termo-de-Encerramento.docx
@@ -1635,7 +1635,7 @@
         <w:color w:val="555555"/>
         <w:sz w:val="18"/>
       </w:rPr>
-      <w:t>Timeware MPS-SW</w:t>
+      <w:t>Evidência de Projeto</w:t>
     </w:r>
   </w:p>
 </w:hdr>
